--- a/docs/answers/as-introtocomplexnumbers.docx
+++ b/docs/answers/as-introtocomplexnumbers.docx
@@ -52,7 +52,7 @@
         </w:rPr>
         <w:t xml:space="preserve"> </w:t>
       </w:r>
-      <w:hyperlink r:id="rId20">
+      <w:hyperlink r:id="rId9">
         <w:r>
           <w:rPr>
             <w:rStyle w:val="Hyperlink"/>
@@ -82,7 +82,7 @@
         <w:t xml:space="preserve">Please attempt the questions before reading these answers!</w:t>
       </w:r>
     </w:p>
-    <w:bookmarkStart w:id="21" w:name="q1"/>
+    <w:bookmarkStart w:id="10" w:name="q1"/>
     <w:p>
       <w:pPr>
         <w:pStyle w:val="Heading2"/>
@@ -351,8 +351,8 @@
         <w:t xml:space="preserve">are the two solutions. (Real numbers are complex numbers too!)</w:t>
       </w:r>
     </w:p>
-    <w:bookmarkEnd w:id="21"/>
-    <w:bookmarkStart w:id="22" w:name="q2"/>
+    <w:bookmarkEnd w:id="10"/>
+    <w:bookmarkStart w:id="11" w:name="q2"/>
     <w:p>
       <w:pPr>
         <w:pStyle w:val="Heading2"/>
@@ -429,33 +429,35 @@
         <m:r>
           <m:rPr>
             <m:nor/>
-            <m:sty m:val="p"/>
             <m:scr m:val="sans-serif"/>
+            <m:sty m:val="p"/>
           </m:rPr>
           <m:t>Re</m:t>
         </m:r>
-        <m:d>
-          <m:dPr>
-            <m:begChr m:val="("/>
-            <m:sepChr m:val=""/>
-            <m:endChr m:val=")"/>
-            <m:grow/>
-          </m:dPr>
-          <m:e>
-            <m:sSub>
-              <m:e>
-                <m:r>
-                  <m:t>z</m:t>
-                </m:r>
-              </m:e>
-              <m:sub>
-                <m:r>
-                  <m:t>1</m:t>
-                </m:r>
-              </m:sub>
-            </m:sSub>
-          </m:e>
-        </m:d>
+        <m:r>
+          <m:rPr>
+            <m:sty m:val="p"/>
+          </m:rPr>
+          <m:t>(</m:t>
+        </m:r>
+        <m:sSub>
+          <m:e>
+            <m:r>
+              <m:t>z</m:t>
+            </m:r>
+          </m:e>
+          <m:sub>
+            <m:r>
+              <m:t>1</m:t>
+            </m:r>
+          </m:sub>
+        </m:sSub>
+        <m:r>
+          <m:rPr>
+            <m:sty m:val="p"/>
+          </m:rPr>
+          <m:t>)</m:t>
+        </m:r>
         <m:r>
           <m:rPr>
             <m:sty m:val="p"/>
@@ -502,33 +504,35 @@
         <m:r>
           <m:rPr>
             <m:nor/>
-            <m:sty m:val="p"/>
             <m:scr m:val="sans-serif"/>
+            <m:sty m:val="p"/>
           </m:rPr>
           <m:t>Im</m:t>
         </m:r>
-        <m:d>
-          <m:dPr>
-            <m:begChr m:val="("/>
-            <m:sepChr m:val=""/>
-            <m:endChr m:val=")"/>
-            <m:grow/>
-          </m:dPr>
-          <m:e>
-            <m:sSub>
-              <m:e>
-                <m:r>
-                  <m:t>z</m:t>
-                </m:r>
-              </m:e>
-              <m:sub>
-                <m:r>
-                  <m:t>1</m:t>
-                </m:r>
-              </m:sub>
-            </m:sSub>
-          </m:e>
-        </m:d>
+        <m:r>
+          <m:rPr>
+            <m:sty m:val="p"/>
+          </m:rPr>
+          <m:t>(</m:t>
+        </m:r>
+        <m:sSub>
+          <m:e>
+            <m:r>
+              <m:t>z</m:t>
+            </m:r>
+          </m:e>
+          <m:sub>
+            <m:r>
+              <m:t>1</m:t>
+            </m:r>
+          </m:sub>
+        </m:sSub>
+        <m:r>
+          <m:rPr>
+            <m:sty m:val="p"/>
+          </m:rPr>
+          <m:t>)</m:t>
+        </m:r>
         <m:r>
           <m:rPr>
             <m:sty m:val="p"/>
@@ -580,33 +584,35 @@
         <m:r>
           <m:rPr>
             <m:nor/>
-            <m:sty m:val="p"/>
             <m:scr m:val="sans-serif"/>
+            <m:sty m:val="p"/>
           </m:rPr>
           <m:t>Re</m:t>
         </m:r>
-        <m:d>
-          <m:dPr>
-            <m:begChr m:val="("/>
-            <m:sepChr m:val=""/>
-            <m:endChr m:val=")"/>
-            <m:grow/>
-          </m:dPr>
-          <m:e>
-            <m:sSub>
-              <m:e>
-                <m:r>
-                  <m:t>z</m:t>
-                </m:r>
-              </m:e>
-              <m:sub>
-                <m:r>
-                  <m:t>2</m:t>
-                </m:r>
-              </m:sub>
-            </m:sSub>
-          </m:e>
-        </m:d>
+        <m:r>
+          <m:rPr>
+            <m:sty m:val="p"/>
+          </m:rPr>
+          <m:t>(</m:t>
+        </m:r>
+        <m:sSub>
+          <m:e>
+            <m:r>
+              <m:t>z</m:t>
+            </m:r>
+          </m:e>
+          <m:sub>
+            <m:r>
+              <m:t>2</m:t>
+            </m:r>
+          </m:sub>
+        </m:sSub>
+        <m:r>
+          <m:rPr>
+            <m:sty m:val="p"/>
+          </m:rPr>
+          <m:t>)</m:t>
+        </m:r>
         <m:r>
           <m:rPr>
             <m:sty m:val="p"/>
@@ -659,33 +665,35 @@
         <m:r>
           <m:rPr>
             <m:nor/>
-            <m:sty m:val="p"/>
             <m:scr m:val="sans-serif"/>
+            <m:sty m:val="p"/>
           </m:rPr>
           <m:t>Im</m:t>
         </m:r>
-        <m:d>
-          <m:dPr>
-            <m:begChr m:val="("/>
-            <m:sepChr m:val=""/>
-            <m:endChr m:val=")"/>
-            <m:grow/>
-          </m:dPr>
-          <m:e>
-            <m:sSub>
-              <m:e>
-                <m:r>
-                  <m:t>z</m:t>
-                </m:r>
-              </m:e>
-              <m:sub>
-                <m:r>
-                  <m:t>2</m:t>
-                </m:r>
-              </m:sub>
-            </m:sSub>
-          </m:e>
-        </m:d>
+        <m:r>
+          <m:rPr>
+            <m:sty m:val="p"/>
+          </m:rPr>
+          <m:t>(</m:t>
+        </m:r>
+        <m:sSub>
+          <m:e>
+            <m:r>
+              <m:t>z</m:t>
+            </m:r>
+          </m:e>
+          <m:sub>
+            <m:r>
+              <m:t>2</m:t>
+            </m:r>
+          </m:sub>
+        </m:sSub>
+        <m:r>
+          <m:rPr>
+            <m:sty m:val="p"/>
+          </m:rPr>
+          <m:t>)</m:t>
+        </m:r>
         <m:r>
           <m:rPr>
             <m:sty m:val="p"/>
@@ -737,33 +745,35 @@
         <m:r>
           <m:rPr>
             <m:nor/>
-            <m:sty m:val="p"/>
             <m:scr m:val="sans-serif"/>
+            <m:sty m:val="p"/>
           </m:rPr>
           <m:t>Re</m:t>
         </m:r>
-        <m:d>
-          <m:dPr>
-            <m:begChr m:val="("/>
-            <m:sepChr m:val=""/>
-            <m:endChr m:val=")"/>
-            <m:grow/>
-          </m:dPr>
-          <m:e>
-            <m:sSub>
-              <m:e>
-                <m:r>
-                  <m:t>z</m:t>
-                </m:r>
-              </m:e>
-              <m:sub>
-                <m:r>
-                  <m:t>3</m:t>
-                </m:r>
-              </m:sub>
-            </m:sSub>
-          </m:e>
-        </m:d>
+        <m:r>
+          <m:rPr>
+            <m:sty m:val="p"/>
+          </m:rPr>
+          <m:t>(</m:t>
+        </m:r>
+        <m:sSub>
+          <m:e>
+            <m:r>
+              <m:t>z</m:t>
+            </m:r>
+          </m:e>
+          <m:sub>
+            <m:r>
+              <m:t>3</m:t>
+            </m:r>
+          </m:sub>
+        </m:sSub>
+        <m:r>
+          <m:rPr>
+            <m:sty m:val="p"/>
+          </m:rPr>
+          <m:t>)</m:t>
+        </m:r>
         <m:r>
           <m:rPr>
             <m:sty m:val="p"/>
@@ -810,33 +820,35 @@
         <m:r>
           <m:rPr>
             <m:nor/>
-            <m:sty m:val="p"/>
             <m:scr m:val="sans-serif"/>
+            <m:sty m:val="p"/>
           </m:rPr>
           <m:t>Im</m:t>
         </m:r>
-        <m:d>
-          <m:dPr>
-            <m:begChr m:val="("/>
-            <m:sepChr m:val=""/>
-            <m:endChr m:val=")"/>
-            <m:grow/>
-          </m:dPr>
-          <m:e>
-            <m:sSub>
-              <m:e>
-                <m:r>
-                  <m:t>z</m:t>
-                </m:r>
-              </m:e>
-              <m:sub>
-                <m:r>
-                  <m:t>3</m:t>
-                </m:r>
-              </m:sub>
-            </m:sSub>
-          </m:e>
-        </m:d>
+        <m:r>
+          <m:rPr>
+            <m:sty m:val="p"/>
+          </m:rPr>
+          <m:t>(</m:t>
+        </m:r>
+        <m:sSub>
+          <m:e>
+            <m:r>
+              <m:t>z</m:t>
+            </m:r>
+          </m:e>
+          <m:sub>
+            <m:r>
+              <m:t>3</m:t>
+            </m:r>
+          </m:sub>
+        </m:sSub>
+        <m:r>
+          <m:rPr>
+            <m:sty m:val="p"/>
+          </m:rPr>
+          <m:t>)</m:t>
+        </m:r>
         <m:r>
           <m:rPr>
             <m:sty m:val="p"/>
@@ -894,33 +906,35 @@
         <m:r>
           <m:rPr>
             <m:nor/>
-            <m:sty m:val="p"/>
             <m:scr m:val="sans-serif"/>
+            <m:sty m:val="p"/>
           </m:rPr>
           <m:t>Re</m:t>
         </m:r>
-        <m:d>
-          <m:dPr>
-            <m:begChr m:val="("/>
-            <m:sepChr m:val=""/>
-            <m:endChr m:val=")"/>
-            <m:grow/>
-          </m:dPr>
-          <m:e>
-            <m:sSub>
-              <m:e>
-                <m:r>
-                  <m:t>z</m:t>
-                </m:r>
-              </m:e>
-              <m:sub>
-                <m:r>
-                  <m:t>4</m:t>
-                </m:r>
-              </m:sub>
-            </m:sSub>
-          </m:e>
-        </m:d>
+        <m:r>
+          <m:rPr>
+            <m:sty m:val="p"/>
+          </m:rPr>
+          <m:t>(</m:t>
+        </m:r>
+        <m:sSub>
+          <m:e>
+            <m:r>
+              <m:t>z</m:t>
+            </m:r>
+          </m:e>
+          <m:sub>
+            <m:r>
+              <m:t>4</m:t>
+            </m:r>
+          </m:sub>
+        </m:sSub>
+        <m:r>
+          <m:rPr>
+            <m:sty m:val="p"/>
+          </m:rPr>
+          <m:t>)</m:t>
+        </m:r>
         <m:r>
           <m:rPr>
             <m:sty m:val="p"/>
@@ -967,33 +981,35 @@
         <m:r>
           <m:rPr>
             <m:nor/>
-            <m:sty m:val="p"/>
             <m:scr m:val="sans-serif"/>
+            <m:sty m:val="p"/>
           </m:rPr>
           <m:t>Im</m:t>
         </m:r>
-        <m:d>
-          <m:dPr>
-            <m:begChr m:val="("/>
-            <m:sepChr m:val=""/>
-            <m:endChr m:val=")"/>
-            <m:grow/>
-          </m:dPr>
-          <m:e>
-            <m:sSub>
-              <m:e>
-                <m:r>
-                  <m:t>z</m:t>
-                </m:r>
-              </m:e>
-              <m:sub>
-                <m:r>
-                  <m:t>4</m:t>
-                </m:r>
-              </m:sub>
-            </m:sSub>
-          </m:e>
-        </m:d>
+        <m:r>
+          <m:rPr>
+            <m:sty m:val="p"/>
+          </m:rPr>
+          <m:t>(</m:t>
+        </m:r>
+        <m:sSub>
+          <m:e>
+            <m:r>
+              <m:t>z</m:t>
+            </m:r>
+          </m:e>
+          <m:sub>
+            <m:r>
+              <m:t>4</m:t>
+            </m:r>
+          </m:sub>
+        </m:sSub>
+        <m:r>
+          <m:rPr>
+            <m:sty m:val="p"/>
+          </m:rPr>
+          <m:t>)</m:t>
+        </m:r>
         <m:r>
           <m:rPr>
             <m:sty m:val="p"/>
@@ -1045,33 +1061,35 @@
         <m:r>
           <m:rPr>
             <m:nor/>
-            <m:sty m:val="p"/>
             <m:scr m:val="sans-serif"/>
+            <m:sty m:val="p"/>
           </m:rPr>
           <m:t>Re</m:t>
         </m:r>
-        <m:d>
-          <m:dPr>
-            <m:begChr m:val="("/>
-            <m:sepChr m:val=""/>
-            <m:endChr m:val=")"/>
-            <m:grow/>
-          </m:dPr>
-          <m:e>
-            <m:sSub>
-              <m:e>
-                <m:r>
-                  <m:t>z</m:t>
-                </m:r>
-              </m:e>
-              <m:sub>
-                <m:r>
-                  <m:t>5</m:t>
-                </m:r>
-              </m:sub>
-            </m:sSub>
-          </m:e>
-        </m:d>
+        <m:r>
+          <m:rPr>
+            <m:sty m:val="p"/>
+          </m:rPr>
+          <m:t>(</m:t>
+        </m:r>
+        <m:sSub>
+          <m:e>
+            <m:r>
+              <m:t>z</m:t>
+            </m:r>
+          </m:e>
+          <m:sub>
+            <m:r>
+              <m:t>5</m:t>
+            </m:r>
+          </m:sub>
+        </m:sSub>
+        <m:r>
+          <m:rPr>
+            <m:sty m:val="p"/>
+          </m:rPr>
+          <m:t>)</m:t>
+        </m:r>
         <m:r>
           <m:rPr>
             <m:sty m:val="p"/>
@@ -1124,33 +1142,35 @@
         <m:r>
           <m:rPr>
             <m:nor/>
-            <m:sty m:val="p"/>
             <m:scr m:val="sans-serif"/>
+            <m:sty m:val="p"/>
           </m:rPr>
           <m:t>Im</m:t>
         </m:r>
-        <m:d>
-          <m:dPr>
-            <m:begChr m:val="("/>
-            <m:sepChr m:val=""/>
-            <m:endChr m:val=")"/>
-            <m:grow/>
-          </m:dPr>
-          <m:e>
-            <m:sSub>
-              <m:e>
-                <m:r>
-                  <m:t>z</m:t>
-                </m:r>
-              </m:e>
-              <m:sub>
-                <m:r>
-                  <m:t>5</m:t>
-                </m:r>
-              </m:sub>
-            </m:sSub>
-          </m:e>
-        </m:d>
+        <m:r>
+          <m:rPr>
+            <m:sty m:val="p"/>
+          </m:rPr>
+          <m:t>(</m:t>
+        </m:r>
+        <m:sSub>
+          <m:e>
+            <m:r>
+              <m:t>z</m:t>
+            </m:r>
+          </m:e>
+          <m:sub>
+            <m:r>
+              <m:t>5</m:t>
+            </m:r>
+          </m:sub>
+        </m:sSub>
+        <m:r>
+          <m:rPr>
+            <m:sty m:val="p"/>
+          </m:rPr>
+          <m:t>)</m:t>
+        </m:r>
         <m:r>
           <m:rPr>
             <m:sty m:val="p"/>
@@ -1208,33 +1228,35 @@
         <m:r>
           <m:rPr>
             <m:nor/>
-            <m:sty m:val="p"/>
             <m:scr m:val="sans-serif"/>
+            <m:sty m:val="p"/>
           </m:rPr>
           <m:t>Re</m:t>
         </m:r>
-        <m:d>
-          <m:dPr>
-            <m:begChr m:val="("/>
-            <m:sepChr m:val=""/>
-            <m:endChr m:val=")"/>
-            <m:grow/>
-          </m:dPr>
-          <m:e>
-            <m:sSub>
-              <m:e>
-                <m:r>
-                  <m:t>z</m:t>
-                </m:r>
-              </m:e>
-              <m:sub>
-                <m:r>
-                  <m:t>6</m:t>
-                </m:r>
-              </m:sub>
-            </m:sSub>
-          </m:e>
-        </m:d>
+        <m:r>
+          <m:rPr>
+            <m:sty m:val="p"/>
+          </m:rPr>
+          <m:t>(</m:t>
+        </m:r>
+        <m:sSub>
+          <m:e>
+            <m:r>
+              <m:t>z</m:t>
+            </m:r>
+          </m:e>
+          <m:sub>
+            <m:r>
+              <m:t>6</m:t>
+            </m:r>
+          </m:sub>
+        </m:sSub>
+        <m:r>
+          <m:rPr>
+            <m:sty m:val="p"/>
+          </m:rPr>
+          <m:t>)</m:t>
+        </m:r>
         <m:r>
           <m:rPr>
             <m:sty m:val="p"/>
@@ -1281,33 +1303,35 @@
         <m:r>
           <m:rPr>
             <m:nor/>
-            <m:sty m:val="p"/>
             <m:scr m:val="sans-serif"/>
+            <m:sty m:val="p"/>
           </m:rPr>
           <m:t>Im</m:t>
         </m:r>
-        <m:d>
-          <m:dPr>
-            <m:begChr m:val="("/>
-            <m:sepChr m:val=""/>
-            <m:endChr m:val=")"/>
-            <m:grow/>
-          </m:dPr>
-          <m:e>
-            <m:sSub>
-              <m:e>
-                <m:r>
-                  <m:t>z</m:t>
-                </m:r>
-              </m:e>
-              <m:sub>
-                <m:r>
-                  <m:t>6</m:t>
-                </m:r>
-              </m:sub>
-            </m:sSub>
-          </m:e>
-        </m:d>
+        <m:r>
+          <m:rPr>
+            <m:sty m:val="p"/>
+          </m:rPr>
+          <m:t>(</m:t>
+        </m:r>
+        <m:sSub>
+          <m:e>
+            <m:r>
+              <m:t>z</m:t>
+            </m:r>
+          </m:e>
+          <m:sub>
+            <m:r>
+              <m:t>6</m:t>
+            </m:r>
+          </m:sub>
+        </m:sSub>
+        <m:r>
+          <m:rPr>
+            <m:sty m:val="p"/>
+          </m:rPr>
+          <m:t>)</m:t>
+        </m:r>
         <m:r>
           <m:rPr>
             <m:sty m:val="p"/>
@@ -1362,33 +1386,35 @@
         <m:r>
           <m:rPr>
             <m:nor/>
-            <m:sty m:val="p"/>
             <m:scr m:val="sans-serif"/>
+            <m:sty m:val="p"/>
           </m:rPr>
           <m:t>Re</m:t>
         </m:r>
-        <m:d>
-          <m:dPr>
-            <m:begChr m:val="("/>
-            <m:sepChr m:val=""/>
-            <m:endChr m:val=")"/>
-            <m:grow/>
-          </m:dPr>
-          <m:e>
-            <m:sSub>
-              <m:e>
-                <m:r>
-                  <m:t>z</m:t>
-                </m:r>
-              </m:e>
-              <m:sub>
-                <m:r>
-                  <m:t>7</m:t>
-                </m:r>
-              </m:sub>
-            </m:sSub>
-          </m:e>
-        </m:d>
+        <m:r>
+          <m:rPr>
+            <m:sty m:val="p"/>
+          </m:rPr>
+          <m:t>(</m:t>
+        </m:r>
+        <m:sSub>
+          <m:e>
+            <m:r>
+              <m:t>z</m:t>
+            </m:r>
+          </m:e>
+          <m:sub>
+            <m:r>
+              <m:t>7</m:t>
+            </m:r>
+          </m:sub>
+        </m:sSub>
+        <m:r>
+          <m:rPr>
+            <m:sty m:val="p"/>
+          </m:rPr>
+          <m:t>)</m:t>
+        </m:r>
         <m:r>
           <m:rPr>
             <m:sty m:val="p"/>
@@ -1435,33 +1461,35 @@
         <m:r>
           <m:rPr>
             <m:nor/>
-            <m:sty m:val="p"/>
             <m:scr m:val="sans-serif"/>
+            <m:sty m:val="p"/>
           </m:rPr>
           <m:t>Im</m:t>
         </m:r>
-        <m:d>
-          <m:dPr>
-            <m:begChr m:val="("/>
-            <m:sepChr m:val=""/>
-            <m:endChr m:val=")"/>
-            <m:grow/>
-          </m:dPr>
-          <m:e>
-            <m:sSub>
-              <m:e>
-                <m:r>
-                  <m:t>z</m:t>
-                </m:r>
-              </m:e>
-              <m:sub>
-                <m:r>
-                  <m:t>7</m:t>
-                </m:r>
-              </m:sub>
-            </m:sSub>
-          </m:e>
-        </m:d>
+        <m:r>
+          <m:rPr>
+            <m:sty m:val="p"/>
+          </m:rPr>
+          <m:t>(</m:t>
+        </m:r>
+        <m:sSub>
+          <m:e>
+            <m:r>
+              <m:t>z</m:t>
+            </m:r>
+          </m:e>
+          <m:sub>
+            <m:r>
+              <m:t>7</m:t>
+            </m:r>
+          </m:sub>
+        </m:sSub>
+        <m:r>
+          <m:rPr>
+            <m:sty m:val="p"/>
+          </m:rPr>
+          <m:t>)</m:t>
+        </m:r>
         <m:r>
           <m:rPr>
             <m:sty m:val="p"/>
@@ -1513,33 +1541,35 @@
         <m:r>
           <m:rPr>
             <m:nor/>
-            <m:sty m:val="p"/>
             <m:scr m:val="sans-serif"/>
+            <m:sty m:val="p"/>
           </m:rPr>
           <m:t>Re</m:t>
         </m:r>
-        <m:d>
-          <m:dPr>
-            <m:begChr m:val="("/>
-            <m:sepChr m:val=""/>
-            <m:endChr m:val=")"/>
-            <m:grow/>
-          </m:dPr>
-          <m:e>
-            <m:sSub>
-              <m:e>
-                <m:r>
-                  <m:t>z</m:t>
-                </m:r>
-              </m:e>
-              <m:sub>
-                <m:r>
-                  <m:t>8</m:t>
-                </m:r>
-              </m:sub>
-            </m:sSub>
-          </m:e>
-        </m:d>
+        <m:r>
+          <m:rPr>
+            <m:sty m:val="p"/>
+          </m:rPr>
+          <m:t>(</m:t>
+        </m:r>
+        <m:sSub>
+          <m:e>
+            <m:r>
+              <m:t>z</m:t>
+            </m:r>
+          </m:e>
+          <m:sub>
+            <m:r>
+              <m:t>8</m:t>
+            </m:r>
+          </m:sub>
+        </m:sSub>
+        <m:r>
+          <m:rPr>
+            <m:sty m:val="p"/>
+          </m:rPr>
+          <m:t>)</m:t>
+        </m:r>
         <m:r>
           <m:rPr>
             <m:sty m:val="p"/>
@@ -1595,33 +1625,35 @@
         <m:r>
           <m:rPr>
             <m:nor/>
-            <m:sty m:val="p"/>
             <m:scr m:val="sans-serif"/>
+            <m:sty m:val="p"/>
           </m:rPr>
           <m:t>Im</m:t>
         </m:r>
-        <m:d>
-          <m:dPr>
-            <m:begChr m:val="("/>
-            <m:sepChr m:val=""/>
-            <m:endChr m:val=")"/>
-            <m:grow/>
-          </m:dPr>
-          <m:e>
-            <m:sSub>
-              <m:e>
-                <m:r>
-                  <m:t>z</m:t>
-                </m:r>
-              </m:e>
-              <m:sub>
-                <m:r>
-                  <m:t>8</m:t>
-                </m:r>
-              </m:sub>
-            </m:sSub>
-          </m:e>
-        </m:d>
+        <m:r>
+          <m:rPr>
+            <m:sty m:val="p"/>
+          </m:rPr>
+          <m:t>(</m:t>
+        </m:r>
+        <m:sSub>
+          <m:e>
+            <m:r>
+              <m:t>z</m:t>
+            </m:r>
+          </m:e>
+          <m:sub>
+            <m:r>
+              <m:t>8</m:t>
+            </m:r>
+          </m:sub>
+        </m:sSub>
+        <m:r>
+          <m:rPr>
+            <m:sty m:val="p"/>
+          </m:rPr>
+          <m:t>)</m:t>
+        </m:r>
         <m:r>
           <m:rPr>
             <m:sty m:val="p"/>
@@ -1682,33 +1714,35 @@
         <m:r>
           <m:rPr>
             <m:nor/>
-            <m:sty m:val="p"/>
             <m:scr m:val="sans-serif"/>
+            <m:sty m:val="p"/>
           </m:rPr>
           <m:t>Re</m:t>
         </m:r>
-        <m:d>
-          <m:dPr>
-            <m:begChr m:val="("/>
-            <m:sepChr m:val=""/>
-            <m:endChr m:val=")"/>
-            <m:grow/>
-          </m:dPr>
-          <m:e>
-            <m:sSub>
-              <m:e>
-                <m:r>
-                  <m:t>z</m:t>
-                </m:r>
-              </m:e>
-              <m:sub>
-                <m:r>
-                  <m:t>9</m:t>
-                </m:r>
-              </m:sub>
-            </m:sSub>
-          </m:e>
-        </m:d>
+        <m:r>
+          <m:rPr>
+            <m:sty m:val="p"/>
+          </m:rPr>
+          <m:t>(</m:t>
+        </m:r>
+        <m:sSub>
+          <m:e>
+            <m:r>
+              <m:t>z</m:t>
+            </m:r>
+          </m:e>
+          <m:sub>
+            <m:r>
+              <m:t>9</m:t>
+            </m:r>
+          </m:sub>
+        </m:sSub>
+        <m:r>
+          <m:rPr>
+            <m:sty m:val="p"/>
+          </m:rPr>
+          <m:t>)</m:t>
+        </m:r>
         <m:r>
           <m:rPr>
             <m:sty m:val="p"/>
@@ -1755,33 +1789,35 @@
         <m:r>
           <m:rPr>
             <m:nor/>
-            <m:sty m:val="p"/>
             <m:scr m:val="sans-serif"/>
+            <m:sty m:val="p"/>
           </m:rPr>
           <m:t>Im</m:t>
         </m:r>
-        <m:d>
-          <m:dPr>
-            <m:begChr m:val="("/>
-            <m:sepChr m:val=""/>
-            <m:endChr m:val=")"/>
-            <m:grow/>
-          </m:dPr>
-          <m:e>
-            <m:sSub>
-              <m:e>
-                <m:r>
-                  <m:t>z</m:t>
-                </m:r>
-              </m:e>
-              <m:sub>
-                <m:r>
-                  <m:t>9</m:t>
-                </m:r>
-              </m:sub>
-            </m:sSub>
-          </m:e>
-        </m:d>
+        <m:r>
+          <m:rPr>
+            <m:sty m:val="p"/>
+          </m:rPr>
+          <m:t>(</m:t>
+        </m:r>
+        <m:sSub>
+          <m:e>
+            <m:r>
+              <m:t>z</m:t>
+            </m:r>
+          </m:e>
+          <m:sub>
+            <m:r>
+              <m:t>9</m:t>
+            </m:r>
+          </m:sub>
+        </m:sSub>
+        <m:r>
+          <m:rPr>
+            <m:sty m:val="p"/>
+          </m:rPr>
+          <m:t>)</m:t>
+        </m:r>
         <m:r>
           <m:rPr>
             <m:sty m:val="p"/>
@@ -1839,33 +1875,35 @@
         <m:r>
           <m:rPr>
             <m:nor/>
-            <m:sty m:val="p"/>
             <m:scr m:val="sans-serif"/>
+            <m:sty m:val="p"/>
           </m:rPr>
           <m:t>Re</m:t>
         </m:r>
-        <m:d>
-          <m:dPr>
-            <m:begChr m:val="("/>
-            <m:sepChr m:val=""/>
-            <m:endChr m:val=")"/>
-            <m:grow/>
-          </m:dPr>
-          <m:e>
-            <m:sSub>
-              <m:e>
-                <m:r>
-                  <m:t>z</m:t>
-                </m:r>
-              </m:e>
-              <m:sub>
-                <m:r>
-                  <m:t>10</m:t>
-                </m:r>
-              </m:sub>
-            </m:sSub>
-          </m:e>
-        </m:d>
+        <m:r>
+          <m:rPr>
+            <m:sty m:val="p"/>
+          </m:rPr>
+          <m:t>(</m:t>
+        </m:r>
+        <m:sSub>
+          <m:e>
+            <m:r>
+              <m:t>z</m:t>
+            </m:r>
+          </m:e>
+          <m:sub>
+            <m:r>
+              <m:t>10</m:t>
+            </m:r>
+          </m:sub>
+        </m:sSub>
+        <m:r>
+          <m:rPr>
+            <m:sty m:val="p"/>
+          </m:rPr>
+          <m:t>)</m:t>
+        </m:r>
         <m:r>
           <m:rPr>
             <m:sty m:val="p"/>
@@ -1912,33 +1950,35 @@
         <m:r>
           <m:rPr>
             <m:nor/>
-            <m:sty m:val="p"/>
             <m:scr m:val="sans-serif"/>
+            <m:sty m:val="p"/>
           </m:rPr>
           <m:t>Im</m:t>
         </m:r>
-        <m:d>
-          <m:dPr>
-            <m:begChr m:val="("/>
-            <m:sepChr m:val=""/>
-            <m:endChr m:val=")"/>
-            <m:grow/>
-          </m:dPr>
-          <m:e>
-            <m:sSub>
-              <m:e>
-                <m:r>
-                  <m:t>z</m:t>
-                </m:r>
-              </m:e>
-              <m:sub>
-                <m:r>
-                  <m:t>10</m:t>
-                </m:r>
-              </m:sub>
-            </m:sSub>
-          </m:e>
-        </m:d>
+        <m:r>
+          <m:rPr>
+            <m:sty m:val="p"/>
+          </m:rPr>
+          <m:t>(</m:t>
+        </m:r>
+        <m:sSub>
+          <m:e>
+            <m:r>
+              <m:t>z</m:t>
+            </m:r>
+          </m:e>
+          <m:sub>
+            <m:r>
+              <m:t>10</m:t>
+            </m:r>
+          </m:sub>
+        </m:sSub>
+        <m:r>
+          <m:rPr>
+            <m:sty m:val="p"/>
+          </m:rPr>
+          <m:t>)</m:t>
+        </m:r>
         <m:r>
           <m:rPr>
             <m:sty m:val="p"/>
@@ -1990,33 +2030,35 @@
         <m:r>
           <m:rPr>
             <m:nor/>
-            <m:sty m:val="p"/>
             <m:scr m:val="sans-serif"/>
+            <m:sty m:val="p"/>
           </m:rPr>
           <m:t>Re</m:t>
         </m:r>
-        <m:d>
-          <m:dPr>
-            <m:begChr m:val="("/>
-            <m:sepChr m:val=""/>
-            <m:endChr m:val=")"/>
-            <m:grow/>
-          </m:dPr>
-          <m:e>
-            <m:sSub>
-              <m:e>
-                <m:r>
-                  <m:t>z</m:t>
-                </m:r>
-              </m:e>
-              <m:sub>
-                <m:r>
-                  <m:t>11</m:t>
-                </m:r>
-              </m:sub>
-            </m:sSub>
-          </m:e>
-        </m:d>
+        <m:r>
+          <m:rPr>
+            <m:sty m:val="p"/>
+          </m:rPr>
+          <m:t>(</m:t>
+        </m:r>
+        <m:sSub>
+          <m:e>
+            <m:r>
+              <m:t>z</m:t>
+            </m:r>
+          </m:e>
+          <m:sub>
+            <m:r>
+              <m:t>11</m:t>
+            </m:r>
+          </m:sub>
+        </m:sSub>
+        <m:r>
+          <m:rPr>
+            <m:sty m:val="p"/>
+          </m:rPr>
+          <m:t>)</m:t>
+        </m:r>
         <m:r>
           <m:rPr>
             <m:sty m:val="p"/>
@@ -2069,33 +2111,35 @@
         <m:r>
           <m:rPr>
             <m:nor/>
-            <m:sty m:val="p"/>
             <m:scr m:val="sans-serif"/>
+            <m:sty m:val="p"/>
           </m:rPr>
           <m:t>Im</m:t>
         </m:r>
-        <m:d>
-          <m:dPr>
-            <m:begChr m:val="("/>
-            <m:sepChr m:val=""/>
-            <m:endChr m:val=")"/>
-            <m:grow/>
-          </m:dPr>
-          <m:e>
-            <m:sSub>
-              <m:e>
-                <m:r>
-                  <m:t>z</m:t>
-                </m:r>
-              </m:e>
-              <m:sub>
-                <m:r>
-                  <m:t>11</m:t>
-                </m:r>
-              </m:sub>
-            </m:sSub>
-          </m:e>
-        </m:d>
+        <m:r>
+          <m:rPr>
+            <m:sty m:val="p"/>
+          </m:rPr>
+          <m:t>(</m:t>
+        </m:r>
+        <m:sSub>
+          <m:e>
+            <m:r>
+              <m:t>z</m:t>
+            </m:r>
+          </m:e>
+          <m:sub>
+            <m:r>
+              <m:t>11</m:t>
+            </m:r>
+          </m:sub>
+        </m:sSub>
+        <m:r>
+          <m:rPr>
+            <m:sty m:val="p"/>
+          </m:rPr>
+          <m:t>)</m:t>
+        </m:r>
         <m:r>
           <m:rPr>
             <m:sty m:val="p"/>
@@ -2147,33 +2191,35 @@
         <m:r>
           <m:rPr>
             <m:nor/>
-            <m:sty m:val="p"/>
             <m:scr m:val="sans-serif"/>
+            <m:sty m:val="p"/>
           </m:rPr>
           <m:t>Re</m:t>
         </m:r>
-        <m:d>
-          <m:dPr>
-            <m:begChr m:val="("/>
-            <m:sepChr m:val=""/>
-            <m:endChr m:val=")"/>
-            <m:grow/>
-          </m:dPr>
-          <m:e>
-            <m:sSub>
-              <m:e>
-                <m:r>
-                  <m:t>z</m:t>
-                </m:r>
-              </m:e>
-              <m:sub>
-                <m:r>
-                  <m:t>12</m:t>
-                </m:r>
-              </m:sub>
-            </m:sSub>
-          </m:e>
-        </m:d>
+        <m:r>
+          <m:rPr>
+            <m:sty m:val="p"/>
+          </m:rPr>
+          <m:t>(</m:t>
+        </m:r>
+        <m:sSub>
+          <m:e>
+            <m:r>
+              <m:t>z</m:t>
+            </m:r>
+          </m:e>
+          <m:sub>
+            <m:r>
+              <m:t>12</m:t>
+            </m:r>
+          </m:sub>
+        </m:sSub>
+        <m:r>
+          <m:rPr>
+            <m:sty m:val="p"/>
+          </m:rPr>
+          <m:t>)</m:t>
+        </m:r>
         <m:r>
           <m:rPr>
             <m:sty m:val="p"/>
@@ -2226,33 +2272,35 @@
         <m:r>
           <m:rPr>
             <m:nor/>
-            <m:sty m:val="p"/>
             <m:scr m:val="sans-serif"/>
+            <m:sty m:val="p"/>
           </m:rPr>
           <m:t>Im</m:t>
         </m:r>
-        <m:d>
-          <m:dPr>
-            <m:begChr m:val="("/>
-            <m:sepChr m:val=""/>
-            <m:endChr m:val=")"/>
-            <m:grow/>
-          </m:dPr>
-          <m:e>
-            <m:sSub>
-              <m:e>
-                <m:r>
-                  <m:t>z</m:t>
-                </m:r>
-              </m:e>
-              <m:sub>
-                <m:r>
-                  <m:t>11</m:t>
-                </m:r>
-              </m:sub>
-            </m:sSub>
-          </m:e>
-        </m:d>
+        <m:r>
+          <m:rPr>
+            <m:sty m:val="p"/>
+          </m:rPr>
+          <m:t>(</m:t>
+        </m:r>
+        <m:sSub>
+          <m:e>
+            <m:r>
+              <m:t>z</m:t>
+            </m:r>
+          </m:e>
+          <m:sub>
+            <m:r>
+              <m:t>11</m:t>
+            </m:r>
+          </m:sub>
+        </m:sSub>
+        <m:r>
+          <m:rPr>
+            <m:sty m:val="p"/>
+          </m:rPr>
+          <m:t>)</m:t>
+        </m:r>
         <m:r>
           <m:rPr>
             <m:sty m:val="p"/>
@@ -2273,8 +2321,8 @@
         <w:t xml:space="preserve">.</w:t>
       </w:r>
     </w:p>
-    <w:bookmarkEnd w:id="22"/>
-    <w:bookmarkStart w:id="23" w:name="q3"/>
+    <w:bookmarkEnd w:id="11"/>
+    <w:bookmarkStart w:id="12" w:name="q3"/>
     <w:p>
       <w:pPr>
         <w:pStyle w:val="Heading2"/>
@@ -3525,8 +3573,8 @@
         <w:t xml:space="preserve">.</w:t>
       </w:r>
     </w:p>
-    <w:bookmarkEnd w:id="23"/>
-    <w:bookmarkStart w:id="28" w:name="q4"/>
+    <w:bookmarkEnd w:id="12"/>
+    <w:bookmarkStart w:id="17" w:name="q4"/>
     <w:p>
       <w:pPr>
         <w:pStyle w:val="Heading2"/>
@@ -3573,7 +3621,7 @@
       <w:tr>
         <w:tc>
           <w:tcPr/>
-          <w:bookmarkStart w:id="27" w:name="fig-1"/>
+          <w:bookmarkStart w:id="16" w:name="fig-1"/>
           <w:p>
             <w:pPr>
               <w:pStyle w:val="Compact"/>
@@ -3584,18 +3632,18 @@
                 <wp:inline>
                   <wp:extent cx="5755521" cy="2296703"/>
                   <wp:effectExtent b="0" l="0" r="0" t="0"/>
-                  <wp:docPr descr="" title="" id="25" name="Picture"/>
+                  <wp:docPr descr="" title="" id="14" name="Picture"/>
                   <a:graphic>
                     <a:graphicData uri="http://schemas.openxmlformats.org/drawingml/2006/picture">
                       <pic:pic>
                         <pic:nvPicPr>
-                          <pic:cNvPr descr="./FiguresPNG/qs-introtocomplex-fig1-1.png" id="26" name="Picture"/>
+                          <pic:cNvPr descr="./FiguresPNG/qs-introtocomplex-fig1-1.png" id="15" name="Picture"/>
                           <pic:cNvPicPr>
                             <a:picLocks noChangeArrowheads="1" noChangeAspect="1"/>
                           </pic:cNvPicPr>
                         </pic:nvPicPr>
                         <pic:blipFill>
-                          <a:blip r:embed="rId24"/>
+                          <a:blip r:embed="rId13"/>
                           <a:stretch>
                             <a:fillRect/>
                           </a:stretch>
@@ -3732,7 +3780,7 @@
               <w:t xml:space="preserve">in Example 5.</w:t>
             </w:r>
           </w:p>
-          <w:bookmarkEnd w:id="27"/>
+          <w:bookmarkEnd w:id="16"/>
         </w:tc>
       </w:tr>
     </w:tbl>
@@ -3750,8 +3798,8 @@
         </w:pict>
       </w:r>
     </w:p>
-    <w:bookmarkEnd w:id="28"/>
-    <w:bookmarkStart w:id="30" w:name="version-history-and-licensing"/>
+    <w:bookmarkEnd w:id="17"/>
+    <w:bookmarkStart w:id="19" w:name="version-history-and-licensing"/>
     <w:p>
       <w:pPr>
         <w:pStyle w:val="Heading2"/>
@@ -3772,7 +3820,7 @@
       <w:pPr>
         <w:pStyle w:val="BodyText"/>
       </w:pPr>
-      <w:hyperlink r:id="rId29">
+      <w:hyperlink r:id="rId18">
         <w:r>
           <w:rPr>
             <w:rStyle w:val="Hyperlink"/>
@@ -3781,7 +3829,7 @@
         </w:r>
       </w:hyperlink>
     </w:p>
-    <w:bookmarkEnd w:id="30"/>
+    <w:bookmarkEnd w:id="19"/>
     <w:sectPr>
       <w:pgSz w:h="15840" w:w="12240"/>
       <w:pgMar w:bottom="1440" w:footer="720" w:gutter="0" w:header="720" w:left="1440" w:right="1440" w:top="1440"/>
